--- a/bank/task_09/variant_37.docx
+++ b/bank/task_09/variant_37.docx
@@ -4,20 +4,16 @@
   <w:body>
     <w:p>
       <w:pPr>
-        <w:spacing w:before="240" w:after="240" w:line="240" w:lineRule="auto"/>
-        <w:jc w:val="both"/>
         <w:rPr>
-          <w:rFonts w:ascii="Cambria Math" w:eastAsia="Times New Roman" w:hAnsi="Cambria Math" w:cs="Segoe UI"/>
-          <w:sz w:val="24"/>
+          <w:rFonts w:eastAsia="Times New Roman"/>
           <w:szCs w:val="28"/>
           <w:lang w:eastAsia="ru-RU"/>
         </w:rPr>
       </w:pPr>
       <w:r>
         <w:rPr>
-          <w:rFonts w:ascii="Cambria Math" w:eastAsia="Times New Roman" w:hAnsi="Cambria Math" w:cs="Segoe UI"/>
+          <w:rFonts w:eastAsia="Times New Roman"/>
           <w:bCs/>
-          <w:sz w:val="24"/>
           <w:szCs w:val="28"/>
           <w:lang w:eastAsia="ru-RU"/>
         </w:rPr>
@@ -25,10 +21,8 @@
       </w:r>
       <w:r>
         <w:rPr>
-          <w:rFonts w:ascii="Cambria Math" w:eastAsia="Times New Roman" w:hAnsi="Cambria Math" w:cs="Segoe UI"/>
-          <w:b/>
+          <w:rFonts w:eastAsia="Times New Roman"/>
           <w:bCs/>
-          <w:sz w:val="24"/>
           <w:szCs w:val="28"/>
           <w:lang w:eastAsia="ru-RU"/>
         </w:rPr>
@@ -36,22 +30,19 @@
       </w:r>
       <w:r>
         <w:rPr>
-          <w:rFonts w:ascii="Cambria Math" w:eastAsia="Times New Roman" w:hAnsi="Cambria Math" w:cs="Segoe UI"/>
-          <w:sz w:val="24"/>
+          <w:rFonts w:eastAsia="Times New Roman"/>
           <w:szCs w:val="28"/>
           <w:lang w:eastAsia="ru-RU"/>
         </w:rPr>
-        <w:br/>
         <w:t xml:space="preserve">Решение какого из данных неравенств изображено на рисунке? </w:t>
       </w:r>
       <w:r>
         <w:rPr>
           <w:noProof/>
-          <w:sz w:val="24"/>
         </w:rPr>
         <w:drawing>
-          <wp:inline distT="0" distB="0" distL="0" distR="0" wp14:anchorId="5C6E532A" wp14:editId="0F796294">
-            <wp:extent cx="3171429" cy="523810"/>
+          <wp:inline distT="0" distB="0" distL="0" distR="0" wp14:anchorId="5C6E532A" wp14:editId="63C82F0F">
+            <wp:extent cx="1990725" cy="328799"/>
             <wp:effectExtent l="0" t="0" r="0" b="0"/>
             <wp:docPr id="24" name="Рисунок 24"/>
             <wp:cNvGraphicFramePr>
@@ -73,7 +64,7 @@
                   <pic:spPr>
                     <a:xfrm>
                       <a:off x="0" y="0"/>
-                      <a:ext cx="3171429" cy="523810"/>
+                      <a:ext cx="2034184" cy="335977"/>
                     </a:xfrm>
                     <a:prstGeom prst="rect">
                       <a:avLst/>
@@ -87,8 +78,7 @@
       </w:r>
       <w:r>
         <w:rPr>
-          <w:rFonts w:ascii="Cambria Math" w:eastAsia="Times New Roman" w:hAnsi="Cambria Math" w:cs="Segoe UI"/>
-          <w:sz w:val="24"/>
+          <w:rFonts w:eastAsia="Times New Roman"/>
           <w:szCs w:val="28"/>
           <w:lang w:eastAsia="ru-RU"/>
         </w:rPr>
@@ -106,12 +96,37 @@
           <w:tab w:val="clear" w:pos="720"/>
           <w:tab w:val="num" w:pos="360"/>
         </w:tabs>
-        <w:spacing w:before="100" w:beforeAutospacing="1" w:after="0" w:line="240" w:lineRule="auto"/>
+        <w:spacing w:beforeAutospacing="1"/>
         <w:ind w:left="142" w:firstLine="0"/>
-        <w:jc w:val="both"/>
         <w:rPr>
-          <w:rFonts w:ascii="Cambria Math" w:eastAsia="Times New Roman" w:hAnsi="Cambria Math" w:cs="Segoe UI"/>
-          <w:sz w:val="24"/>
+          <w:rFonts w:ascii="Cambria Math" w:eastAsia="Times New Roman" w:hAnsi="Cambria Math"/>
+          <w:szCs w:val="28"/>
+          <w:bdr w:val="none" w:sz="0" w:space="0" w:color="auto" w:frame="1"/>
+          <w:lang w:eastAsia="ru-RU"/>
+          <w:oMath/>
+        </w:rPr>
+        <w:sectPr>
+          <w:pgSz w:w="11906" w:h="16838"/>
+          <w:pgMar w:top="850" w:right="850" w:bottom="850" w:left="850" w:header="708" w:footer="708" w:gutter="0"/>
+          <w:cols w:space="708"/>
+          <w:docGrid w:linePitch="360"/>
+        </w:sectPr>
+      </w:pPr>
+    </w:p>
+    <w:p>
+      <w:pPr>
+        <w:numPr>
+          <w:ilvl w:val="0"/>
+          <w:numId w:val="1"/>
+        </w:numPr>
+        <w:tabs>
+          <w:tab w:val="clear" w:pos="720"/>
+          <w:tab w:val="num" w:pos="360"/>
+        </w:tabs>
+        <w:spacing w:beforeAutospacing="1"/>
+        <w:ind w:left="0" w:firstLine="0"/>
+        <w:rPr>
+          <w:rFonts w:eastAsia="Times New Roman"/>
           <w:szCs w:val="28"/>
           <w:lang w:eastAsia="ru-RU"/>
         </w:rPr>
@@ -119,8 +134,7 @@
       <m:oMath>
         <m:r>
           <w:rPr>
-            <w:rFonts w:ascii="Cambria Math" w:eastAsia="Times New Roman" w:hAnsi="Cambria Math" w:cs="Times New Roman"/>
-            <w:sz w:val="24"/>
+            <w:rFonts w:ascii="Cambria Math" w:eastAsia="Times New Roman" w:hAnsi="Cambria Math"/>
             <w:szCs w:val="28"/>
             <w:bdr w:val="none" w:sz="0" w:space="0" w:color="auto" w:frame="1"/>
             <w:lang w:eastAsia="ru-RU"/>
@@ -131,9 +145,8 @@
           <m:sSupPr>
             <m:ctrlPr>
               <w:rPr>
-                <w:rFonts w:ascii="Cambria Math" w:eastAsia="Times New Roman" w:hAnsi="Cambria Math" w:cs="Times New Roman"/>
+                <w:rFonts w:ascii="Cambria Math" w:eastAsia="Times New Roman" w:hAnsi="Cambria Math"/>
                 <w:i/>
-                <w:sz w:val="24"/>
                 <w:szCs w:val="28"/>
                 <w:bdr w:val="none" w:sz="0" w:space="0" w:color="auto" w:frame="1"/>
                 <w:lang w:val="en-US" w:eastAsia="ru-RU"/>
@@ -143,8 +156,7 @@
           <m:e>
             <m:r>
               <w:rPr>
-                <w:rFonts w:ascii="Cambria Math" w:eastAsia="Times New Roman" w:hAnsi="Cambria Math" w:cs="Times New Roman"/>
-                <w:sz w:val="24"/>
+                <w:rFonts w:ascii="Cambria Math" w:eastAsia="Times New Roman" w:hAnsi="Cambria Math"/>
                 <w:szCs w:val="28"/>
                 <w:bdr w:val="none" w:sz="0" w:space="0" w:color="auto" w:frame="1"/>
                 <w:lang w:eastAsia="ru-RU"/>
@@ -153,9 +165,8 @@
             </m:r>
             <m:ctrlPr>
               <w:rPr>
-                <w:rFonts w:ascii="Cambria Math" w:eastAsia="Times New Roman" w:hAnsi="Cambria Math" w:cs="Times New Roman"/>
+                <w:rFonts w:ascii="Cambria Math" w:eastAsia="Times New Roman" w:hAnsi="Cambria Math"/>
                 <w:i/>
-                <w:sz w:val="24"/>
                 <w:szCs w:val="28"/>
                 <w:bdr w:val="none" w:sz="0" w:space="0" w:color="auto" w:frame="1"/>
                 <w:lang w:eastAsia="ru-RU"/>
@@ -165,8 +176,7 @@
           <m:sup>
             <m:r>
               <w:rPr>
-                <w:rFonts w:ascii="Cambria Math" w:eastAsia="Times New Roman" w:hAnsi="Cambria Math" w:cs="Times New Roman"/>
-                <w:sz w:val="24"/>
+                <w:rFonts w:ascii="Cambria Math" w:eastAsia="Times New Roman" w:hAnsi="Cambria Math"/>
                 <w:szCs w:val="28"/>
                 <w:bdr w:val="none" w:sz="0" w:space="0" w:color="auto" w:frame="1"/>
                 <w:lang w:eastAsia="ru-RU"/>
@@ -177,8 +187,7 @@
         </m:sSup>
         <m:r>
           <w:rPr>
-            <w:rFonts w:ascii="Cambria Math" w:eastAsia="Times New Roman" w:hAnsi="Cambria Math" w:cs="Times New Roman"/>
-            <w:sz w:val="24"/>
+            <w:rFonts w:ascii="Cambria Math" w:eastAsia="Times New Roman" w:hAnsi="Cambria Math"/>
             <w:szCs w:val="28"/>
             <w:bdr w:val="none" w:sz="0" w:space="0" w:color="auto" w:frame="1"/>
             <w:lang w:eastAsia="ru-RU"/>
@@ -197,12 +206,10 @@
           <w:tab w:val="clear" w:pos="720"/>
           <w:tab w:val="num" w:pos="360"/>
         </w:tabs>
-        <w:spacing w:before="100" w:beforeAutospacing="1" w:after="0" w:line="240" w:lineRule="auto"/>
-        <w:ind w:left="142" w:firstLine="0"/>
-        <w:jc w:val="both"/>
+        <w:spacing w:beforeAutospacing="1"/>
+        <w:ind w:left="0" w:firstLine="0"/>
         <w:rPr>
-          <w:rFonts w:ascii="Cambria Math" w:eastAsia="Times New Roman" w:hAnsi="Cambria Math" w:cs="Segoe UI"/>
-          <w:sz w:val="24"/>
+          <w:rFonts w:eastAsia="Times New Roman"/>
           <w:szCs w:val="28"/>
           <w:lang w:eastAsia="ru-RU"/>
         </w:rPr>
@@ -210,8 +217,7 @@
       <m:oMath>
         <m:r>
           <w:rPr>
-            <w:rFonts w:ascii="Cambria Math" w:eastAsia="Times New Roman" w:hAnsi="Cambria Math" w:cs="Times New Roman"/>
-            <w:sz w:val="24"/>
+            <w:rFonts w:ascii="Cambria Math" w:eastAsia="Times New Roman" w:hAnsi="Cambria Math"/>
             <w:szCs w:val="28"/>
             <w:bdr w:val="none" w:sz="0" w:space="0" w:color="auto" w:frame="1"/>
             <w:lang w:eastAsia="ru-RU"/>
@@ -222,9 +228,8 @@
           <m:sSupPr>
             <m:ctrlPr>
               <w:rPr>
-                <w:rFonts w:ascii="Cambria Math" w:eastAsia="Times New Roman" w:hAnsi="Cambria Math" w:cs="Times New Roman"/>
+                <w:rFonts w:ascii="Cambria Math" w:eastAsia="Times New Roman" w:hAnsi="Cambria Math"/>
                 <w:i/>
-                <w:sz w:val="24"/>
                 <w:szCs w:val="28"/>
                 <w:bdr w:val="none" w:sz="0" w:space="0" w:color="auto" w:frame="1"/>
                 <w:lang w:val="en-US" w:eastAsia="ru-RU"/>
@@ -234,8 +239,7 @@
           <m:e>
             <m:r>
               <w:rPr>
-                <w:rFonts w:ascii="Cambria Math" w:eastAsia="Times New Roman" w:hAnsi="Cambria Math" w:cs="Times New Roman"/>
-                <w:sz w:val="24"/>
+                <w:rFonts w:ascii="Cambria Math" w:eastAsia="Times New Roman" w:hAnsi="Cambria Math"/>
                 <w:szCs w:val="28"/>
                 <w:bdr w:val="none" w:sz="0" w:space="0" w:color="auto" w:frame="1"/>
                 <w:lang w:eastAsia="ru-RU"/>
@@ -244,9 +248,8 @@
             </m:r>
             <m:ctrlPr>
               <w:rPr>
-                <w:rFonts w:ascii="Cambria Math" w:eastAsia="Times New Roman" w:hAnsi="Cambria Math" w:cs="Times New Roman"/>
+                <w:rFonts w:ascii="Cambria Math" w:eastAsia="Times New Roman" w:hAnsi="Cambria Math"/>
                 <w:i/>
-                <w:sz w:val="24"/>
                 <w:szCs w:val="28"/>
                 <w:bdr w:val="none" w:sz="0" w:space="0" w:color="auto" w:frame="1"/>
                 <w:lang w:eastAsia="ru-RU"/>
@@ -256,8 +259,7 @@
           <m:sup>
             <m:r>
               <w:rPr>
-                <w:rFonts w:ascii="Cambria Math" w:eastAsia="Times New Roman" w:hAnsi="Cambria Math" w:cs="Times New Roman"/>
-                <w:sz w:val="24"/>
+                <w:rFonts w:ascii="Cambria Math" w:eastAsia="Times New Roman" w:hAnsi="Cambria Math"/>
                 <w:szCs w:val="28"/>
                 <w:bdr w:val="none" w:sz="0" w:space="0" w:color="auto" w:frame="1"/>
                 <w:lang w:eastAsia="ru-RU"/>
@@ -268,8 +270,7 @@
         </m:sSup>
         <m:r>
           <w:rPr>
-            <w:rFonts w:ascii="Cambria Math" w:eastAsia="Times New Roman" w:hAnsi="Cambria Math" w:cs="Times New Roman"/>
-            <w:sz w:val="24"/>
+            <w:rFonts w:ascii="Cambria Math" w:eastAsia="Times New Roman" w:hAnsi="Cambria Math"/>
             <w:szCs w:val="28"/>
             <w:bdr w:val="none" w:sz="0" w:space="0" w:color="auto" w:frame="1"/>
             <w:lang w:eastAsia="ru-RU"/>
@@ -288,12 +289,10 @@
           <w:tab w:val="clear" w:pos="720"/>
           <w:tab w:val="num" w:pos="360"/>
         </w:tabs>
-        <w:spacing w:before="100" w:beforeAutospacing="1" w:after="0" w:line="240" w:lineRule="auto"/>
-        <w:ind w:left="142" w:firstLine="0"/>
-        <w:jc w:val="both"/>
+        <w:spacing w:beforeAutospacing="1"/>
+        <w:ind w:left="0" w:firstLine="0"/>
         <w:rPr>
-          <w:rFonts w:ascii="Cambria Math" w:eastAsia="Times New Roman" w:hAnsi="Cambria Math" w:cs="Segoe UI"/>
-          <w:sz w:val="24"/>
+          <w:rFonts w:eastAsia="Times New Roman"/>
           <w:szCs w:val="28"/>
           <w:lang w:eastAsia="ru-RU"/>
         </w:rPr>
@@ -301,8 +300,7 @@
       <m:oMath>
         <m:r>
           <w:rPr>
-            <w:rFonts w:ascii="Cambria Math" w:eastAsia="Times New Roman" w:hAnsi="Cambria Math" w:cs="Times New Roman"/>
-            <w:sz w:val="24"/>
+            <w:rFonts w:ascii="Cambria Math" w:eastAsia="Times New Roman" w:hAnsi="Cambria Math"/>
             <w:szCs w:val="28"/>
             <w:bdr w:val="none" w:sz="0" w:space="0" w:color="auto" w:frame="1"/>
             <w:lang w:eastAsia="ru-RU"/>
@@ -313,9 +311,8 @@
           <m:sSupPr>
             <m:ctrlPr>
               <w:rPr>
-                <w:rFonts w:ascii="Cambria Math" w:eastAsia="Times New Roman" w:hAnsi="Cambria Math" w:cs="Times New Roman"/>
+                <w:rFonts w:ascii="Cambria Math" w:eastAsia="Times New Roman" w:hAnsi="Cambria Math"/>
                 <w:i/>
-                <w:sz w:val="24"/>
                 <w:szCs w:val="28"/>
                 <w:bdr w:val="none" w:sz="0" w:space="0" w:color="auto" w:frame="1"/>
                 <w:lang w:val="en-US" w:eastAsia="ru-RU"/>
@@ -325,8 +322,7 @@
           <m:e>
             <m:r>
               <w:rPr>
-                <w:rFonts w:ascii="Cambria Math" w:eastAsia="Times New Roman" w:hAnsi="Cambria Math" w:cs="Times New Roman"/>
-                <w:sz w:val="24"/>
+                <w:rFonts w:ascii="Cambria Math" w:eastAsia="Times New Roman" w:hAnsi="Cambria Math"/>
                 <w:szCs w:val="28"/>
                 <w:bdr w:val="none" w:sz="0" w:space="0" w:color="auto" w:frame="1"/>
                 <w:lang w:eastAsia="ru-RU"/>
@@ -335,9 +331,8 @@
             </m:r>
             <m:ctrlPr>
               <w:rPr>
-                <w:rFonts w:ascii="Cambria Math" w:eastAsia="Times New Roman" w:hAnsi="Cambria Math" w:cs="Times New Roman"/>
+                <w:rFonts w:ascii="Cambria Math" w:eastAsia="Times New Roman" w:hAnsi="Cambria Math"/>
                 <w:i/>
-                <w:sz w:val="24"/>
                 <w:szCs w:val="28"/>
                 <w:bdr w:val="none" w:sz="0" w:space="0" w:color="auto" w:frame="1"/>
                 <w:lang w:eastAsia="ru-RU"/>
@@ -347,8 +342,7 @@
           <m:sup>
             <m:r>
               <w:rPr>
-                <w:rFonts w:ascii="Cambria Math" w:eastAsia="Times New Roman" w:hAnsi="Cambria Math" w:cs="Times New Roman"/>
-                <w:sz w:val="24"/>
+                <w:rFonts w:ascii="Cambria Math" w:eastAsia="Times New Roman" w:hAnsi="Cambria Math"/>
                 <w:szCs w:val="28"/>
                 <w:bdr w:val="none" w:sz="0" w:space="0" w:color="auto" w:frame="1"/>
                 <w:lang w:eastAsia="ru-RU"/>
@@ -359,8 +353,7 @@
         </m:sSup>
         <m:r>
           <w:rPr>
-            <w:rFonts w:ascii="Cambria Math" w:eastAsia="Times New Roman" w:hAnsi="Cambria Math" w:cs="Times New Roman"/>
-            <w:sz w:val="24"/>
+            <w:rFonts w:ascii="Cambria Math" w:eastAsia="Times New Roman" w:hAnsi="Cambria Math"/>
             <w:szCs w:val="28"/>
             <w:bdr w:val="none" w:sz="0" w:space="0" w:color="auto" w:frame="1"/>
             <w:lang w:eastAsia="ru-RU"/>
@@ -379,12 +372,10 @@
           <w:tab w:val="clear" w:pos="720"/>
           <w:tab w:val="num" w:pos="360"/>
         </w:tabs>
-        <w:spacing w:before="100" w:beforeAutospacing="1" w:after="0" w:line="240" w:lineRule="auto"/>
-        <w:ind w:left="142" w:firstLine="0"/>
-        <w:jc w:val="both"/>
+        <w:spacing w:beforeAutospacing="1"/>
+        <w:ind w:left="0" w:firstLine="0"/>
         <w:rPr>
-          <w:rFonts w:ascii="Cambria Math" w:eastAsia="Times New Roman" w:hAnsi="Cambria Math" w:cs="Segoe UI"/>
-          <w:sz w:val="24"/>
+          <w:rFonts w:eastAsia="Times New Roman"/>
           <w:szCs w:val="28"/>
           <w:lang w:eastAsia="ru-RU"/>
         </w:rPr>
@@ -392,8 +383,7 @@
       <m:oMath>
         <m:r>
           <w:rPr>
-            <w:rFonts w:ascii="Cambria Math" w:eastAsia="Times New Roman" w:hAnsi="Cambria Math" w:cs="Times New Roman"/>
-            <w:sz w:val="24"/>
+            <w:rFonts w:ascii="Cambria Math" w:eastAsia="Times New Roman" w:hAnsi="Cambria Math"/>
             <w:szCs w:val="28"/>
             <w:bdr w:val="none" w:sz="0" w:space="0" w:color="auto" w:frame="1"/>
             <w:lang w:eastAsia="ru-RU"/>
@@ -404,9 +394,8 @@
           <m:sSupPr>
             <m:ctrlPr>
               <w:rPr>
-                <w:rFonts w:ascii="Cambria Math" w:eastAsia="Times New Roman" w:hAnsi="Cambria Math" w:cs="Times New Roman"/>
+                <w:rFonts w:ascii="Cambria Math" w:eastAsia="Times New Roman" w:hAnsi="Cambria Math"/>
                 <w:i/>
-                <w:sz w:val="24"/>
                 <w:szCs w:val="28"/>
                 <w:bdr w:val="none" w:sz="0" w:space="0" w:color="auto" w:frame="1"/>
                 <w:lang w:val="en-US" w:eastAsia="ru-RU"/>
@@ -416,8 +405,7 @@
           <m:e>
             <m:r>
               <w:rPr>
-                <w:rFonts w:ascii="Cambria Math" w:eastAsia="Times New Roman" w:hAnsi="Cambria Math" w:cs="Times New Roman"/>
-                <w:sz w:val="24"/>
+                <w:rFonts w:ascii="Cambria Math" w:eastAsia="Times New Roman" w:hAnsi="Cambria Math"/>
                 <w:szCs w:val="28"/>
                 <w:bdr w:val="none" w:sz="0" w:space="0" w:color="auto" w:frame="1"/>
                 <w:lang w:eastAsia="ru-RU"/>
@@ -426,9 +414,8 @@
             </m:r>
             <m:ctrlPr>
               <w:rPr>
-                <w:rFonts w:ascii="Cambria Math" w:eastAsia="Times New Roman" w:hAnsi="Cambria Math" w:cs="Times New Roman"/>
+                <w:rFonts w:ascii="Cambria Math" w:eastAsia="Times New Roman" w:hAnsi="Cambria Math"/>
                 <w:i/>
-                <w:sz w:val="24"/>
                 <w:szCs w:val="28"/>
                 <w:bdr w:val="none" w:sz="0" w:space="0" w:color="auto" w:frame="1"/>
                 <w:lang w:eastAsia="ru-RU"/>
@@ -438,8 +425,7 @@
           <m:sup>
             <m:r>
               <w:rPr>
-                <w:rFonts w:ascii="Cambria Math" w:eastAsia="Times New Roman" w:hAnsi="Cambria Math" w:cs="Times New Roman"/>
-                <w:sz w:val="24"/>
+                <w:rFonts w:ascii="Cambria Math" w:eastAsia="Times New Roman" w:hAnsi="Cambria Math"/>
                 <w:szCs w:val="28"/>
                 <w:bdr w:val="none" w:sz="0" w:space="0" w:color="auto" w:frame="1"/>
                 <w:lang w:eastAsia="ru-RU"/>
@@ -450,8 +436,7 @@
         </m:sSup>
         <m:r>
           <w:rPr>
-            <w:rFonts w:ascii="Cambria Math" w:eastAsia="Times New Roman" w:hAnsi="Cambria Math" w:cs="Times New Roman"/>
-            <w:sz w:val="24"/>
+            <w:rFonts w:ascii="Cambria Math" w:eastAsia="Times New Roman" w:hAnsi="Cambria Math"/>
             <w:szCs w:val="28"/>
             <w:bdr w:val="none" w:sz="0" w:space="0" w:color="auto" w:frame="1"/>
             <w:lang w:eastAsia="ru-RU"/>
@@ -462,14 +447,20 @@
     </w:p>
     <w:p>
       <w:pPr>
-        <w:rPr>
-          <w:sz w:val="24"/>
-        </w:rPr>
+        <w:sectPr>
+          <w:type w:val="continuous"/>
+          <w:pgSz w:w="11906" w:h="16838"/>
+          <w:pgMar w:top="850" w:right="850" w:bottom="850" w:left="850" w:header="708" w:footer="708" w:gutter="0"/>
+          <w:cols w:num="2" w:space="708"/>
+          <w:docGrid w:linePitch="360"/>
+        </w:sectPr>
       </w:pPr>
     </w:p>
+    <w:p/>
     <w:sectPr>
+      <w:type w:val="continuous"/>
       <w:pgSz w:w="11906" w:h="16838"/>
-      <w:pgMar w:top="1134" w:right="850" w:bottom="1134" w:left="1701" w:header="708" w:footer="708" w:gutter="0"/>
+      <w:pgMar w:top="850" w:right="850" w:bottom="850" w:left="850" w:header="708" w:footer="708" w:gutter="0"/>
       <w:cols w:space="708"/>
       <w:docGrid w:linePitch="360"/>
     </w:sectPr>
@@ -996,6 +987,14 @@
   <w:style w:type="paragraph" w:default="1" w:styleId="a">
     <w:name w:val="Normal"/>
     <w:qFormat/>
+    <w:pPr>
+      <w:spacing w:after="0" w:line="240" w:lineRule="auto"/>
+      <w:jc w:val="both"/>
+    </w:pPr>
+    <w:rPr>
+      <w:rFonts w:ascii="Times New Roman" w:hAnsi="Times New Roman" w:cs="Times New Roman"/>
+      <w:sz w:val="24"/>
+    </w:rPr>
   </w:style>
   <w:style w:type="character" w:default="1" w:styleId="a0">
     <w:name w:val="Default Paragraph Font"/>
